--- a/docs/progress/08_hosted.docx
+++ b/docs/progress/08_hosted.docx
@@ -12,7 +12,7 @@
           <w:b/>
           <w:sz w:val="24"/>
         </w:rPr>
-        <w:t>Progress report 8 of 10</w:t>
+        <w:t>Thesis progress report</w:t>
       </w:r>
     </w:p>
     <w:p>
@@ -64,20 +64,7 @@
           <w:b w:val="0"/>
           <w:sz w:val="24"/>
         </w:rPr>
-        <w:t>Reports 5 and 6 already had a planner.</w:t>
-      </w:r>
-    </w:p>
-    <w:p>
-      <w:pPr>
-        <w:spacing w:after="160" w:before="40" w:line="276" w:lineRule="auto"/>
-      </w:pPr>
-      <w:r>
-        <w:rPr>
-          <w:rFonts w:ascii="Liberation Serif" w:hAnsi="Liberation Serif" w:eastAsia="Liberation Serif"/>
-          <w:b w:val="0"/>
-          <w:sz w:val="24"/>
-        </w:rPr>
-        <w:t>This note says that planner can be a model on a remote host, without a second client.</w:t>
+        <w:t>The plan already has to pass a gate, and only a measured plan is kept. The planner itself can be a model on a remote host.</w:t>
       </w:r>
     </w:p>
     <w:p>
@@ -121,14 +108,9 @@
     </w:p>
     <w:p>
       <w:r>
-        <w:br w:type="page"/>
-      </w:r>
-    </w:p>
-    <w:p>
-      <w:r>
         <w:drawing>
           <wp:inline xmlns:a="http://schemas.openxmlformats.org/drawingml/2006/main" xmlns:pic="http://schemas.openxmlformats.org/drawingml/2006/picture">
-            <wp:extent cx="5669280" cy="1943753"/>
+            <wp:extent cx="5303520" cy="6267796"/>
             <wp:docPr id="1" name="Picture 1"/>
             <wp:cNvGraphicFramePr>
               <a:graphicFrameLocks noChangeAspect="1"/>
@@ -149,7 +131,7 @@
                   <pic:spPr>
                     <a:xfrm>
                       <a:off x="0" y="0"/>
-                      <a:ext cx="5669280" cy="1943753"/>
+                      <a:ext cx="5303520" cy="6267796"/>
                     </a:xfrm>
                     <a:prstGeom prst="rect"/>
                   </pic:spPr>
@@ -183,7 +165,7 @@
           <w:b w:val="0"/>
           <w:sz w:val="24"/>
         </w:rPr>
-        <w:t>A remote model can propose a plan, and the record can show that it was wrong. The next note is the page used to run and show this loop.</w:t>
+        <w:t>A remote model can name a plan, and the record can show that the plan lost. Running that loop by hand is still a long sequence of commands.</w:t>
       </w:r>
     </w:p>
     <w:sectPr>

--- a/docs/progress/08_hosted.docx
+++ b/docs/progress/08_hosted.docx
@@ -104,6 +104,19 @@
           <w:sz w:val="24"/>
         </w:rPr>
         <w:t>A slow reasoning model needs a longer timeout and sometimes no temperature field. Those are settings in the environment, not a new program. The same three tries from the gate still apply on that extra call. Only one extra compile is run.</w:t>
+      </w:r>
+    </w:p>
+    <w:p>
+      <w:pPr>
+        <w:spacing w:after="160" w:before="40" w:line="276" w:lineRule="auto"/>
+      </w:pPr>
+      <w:r>
+        <w:rPr>
+          <w:rFonts w:ascii="Liberation Serif" w:hAnsi="Liberation Serif" w:eastAsia="Liberation Serif"/>
+          <w:b w:val="0"/>
+          <w:sz w:val="24"/>
+        </w:rPr>
+        <w:t>Groq was hard-coded at first. A second host would have meant a second program, and a rate limit would have looked like a missing result. Pose hit HTTP 429 on the first call. The row is the heuristic, and the reason is stored. MobileNet hit 429 on the extra try. That compile was skipped instead of saving the heuristic under the name of a revision. The extra try itself used to die on one bad reply. It now gets the same three tries as the first plan, and it still may compile only once. The model is allowed to lose. That is the point of writing the rank down.</w:t>
       </w:r>
     </w:p>
     <w:p>
